--- a/CV_Najran_University_MBA_El_Ghali_Sany.docx
+++ b/CV_Najran_University_MBA_El_Ghali_Sany.docx
@@ -33,48 +33,72 @@
       <w:pPr>
         <w:spacing w:before="20" w:after="60"/>
         <w:jc w:val="center"/>
+        <w:rPr>
+          <w:sz w:val="17"/>
+        </w:rPr>
       </w:pPr>
       <w:r>
         <w:rPr>
           <w:sz w:val="17"/>
         </w:rPr>
-        <w:t>Lyon, France | sanyghali@gmail.com | +33 7 81 95 70 70 | LinkedIn: Elghali Sany</w:t>
+        <w:t xml:space="preserve"> </w:t>
       </w:r>
+      <w:hyperlink r:id="rId8" w:history="1">
+        <w:r>
+          <w:rPr>
+            <w:rStyle w:val="Lienhypertexte"/>
+            <w:color w:val="auto"/>
+            <w:sz w:val="17"/>
+          </w:rPr>
+          <w:t>sanyghali@gmail.com</w:t>
+        </w:r>
+      </w:hyperlink>
+      <w:r>
+        <w:rPr>
+          <w:sz w:val="17"/>
+        </w:rPr>
+        <w:t xml:space="preserve"> | +33 7 81 95 70 70 | LinkedIn: Elghali Sany</w:t>
+      </w:r>
+      <w:r>
+        <w:rPr>
+          <w:sz w:val="17"/>
+        </w:rPr>
+        <w:t xml:space="preserve"> | </w:t>
+      </w:r>
+      <w:proofErr w:type="gramStart"/>
+      <w:r>
+        <w:rPr>
+          <w:sz w:val="17"/>
+        </w:rPr>
+        <w:t>Portfolio :</w:t>
+      </w:r>
+      <w:proofErr w:type="gramEnd"/>
+      <w:r>
+        <w:rPr>
+          <w:sz w:val="17"/>
+        </w:rPr>
+        <w:t xml:space="preserve"> </w:t>
+      </w:r>
+      <w:hyperlink r:id="rId9" w:history="1">
+        <w:r>
+          <w:rPr>
+            <w:rStyle w:val="Lienhypertexte"/>
+            <w:color w:val="auto"/>
+            <w:sz w:val="17"/>
+          </w:rPr>
+          <w:t>https://el2545.github.io/portfolio-Najran-University</w:t>
+        </w:r>
+      </w:hyperlink>
     </w:p>
-    <w:tbl>
-      <w:tblPr>
-        <w:tblW w:w="0" w:type="auto"/>
+    <w:p>
+      <w:pPr>
+        <w:spacing w:before="20" w:after="60"/>
         <w:jc w:val="center"/>
-        <w:tblLook w:val="04A0" w:firstRow="1" w:lastRow="0" w:firstColumn="1" w:lastColumn="0" w:noHBand="0" w:noVBand="1"/>
-      </w:tblPr>
-      <w:tblGrid>
-        <w:gridCol w:w="10325"/>
-      </w:tblGrid>
-      <w:tr>
-        <w:trPr>
-          <w:jc w:val="center"/>
-        </w:trPr>
-        <w:tc>
-          <w:tcPr>
-            <w:tcW w:w="10325" w:type="dxa"/>
-            <w:shd w:val="clear" w:color="auto" w:fill="EAF2F8"/>
-            <w:vAlign w:val="center"/>
-          </w:tcPr>
-          <w:p>
-            <w:pPr>
-              <w:spacing w:before="40" w:after="40"/>
-            </w:pPr>
-            <w:r>
-              <w:rPr>
-                <w:b/>
-                <w:color w:val="1F4E79"/>
-              </w:rPr>
-              <w:t>Target Program: Master of Business Administration (MBA), College of Business Administration, Najran University - Academic Year 2026/2027</w:t>
-            </w:r>
-          </w:p>
-        </w:tc>
-      </w:tr>
-    </w:tbl>
+        <w:rPr>
+          <w:sz w:val="17"/>
+        </w:rPr>
+      </w:pPr>
+    </w:p>
     <w:p>
       <w:pPr>
         <w:pBdr>
@@ -734,7 +758,6 @@
       </w:r>
     </w:p>
     <w:sectPr>
-      <w:footerReference w:type="default" r:id="rId8"/>
       <w:pgSz w:w="11909" w:h="16834"/>
       <w:pgMar w:top="662" w:right="792" w:bottom="648" w:left="792" w:header="720" w:footer="720" w:gutter="0"/>
       <w:cols w:space="720"/>
@@ -761,24 +784,6 @@
     </w:p>
   </w:endnote>
 </w:endnotes>
-</file>
-
-<file path=word/footer1.xml><?xml version="1.0" encoding="utf-8"?>
-<w:ftr xmlns:wpc="http://schemas.microsoft.com/office/word/2010/wordprocessingCanvas" xmlns:cx="http://schemas.microsoft.com/office/drawing/2014/chartex" xmlns:cx1="http://schemas.microsoft.com/office/drawing/2015/9/8/chartex" xmlns:cx2="http://schemas.microsoft.com/office/drawing/2015/10/21/chartex" xmlns:cx3="http://schemas.microsoft.com/office/drawing/2016/5/9/chartex" xmlns:cx4="http://schemas.microsoft.com/office/drawing/2016/5/10/chartex" xmlns:cx5="http://schemas.microsoft.com/office/drawing/2016/5/11/chartex" xmlns:cx6="http://schemas.microsoft.com/office/drawing/2016/5/12/chartex" xmlns:cx7="http://schemas.microsoft.com/office/drawing/2016/5/13/chartex" xmlns:cx8="http://schemas.microsoft.com/office/drawing/2016/5/14/chartex" xmlns:mc="http://schemas.openxmlformats.org/markup-compatibility/2006" xmlns:aink="http://schemas.microsoft.com/office/drawing/2016/ink" xmlns:am3d="http://schemas.microsoft.com/office/drawing/2017/model3d" xmlns:o="urn:schemas-microsoft-com:office:office" xmlns:oel="http://schemas.microsoft.com/office/2019/extlst" xmlns:r="http://schemas.openxmlformats.org/officeDocument/2006/relationships" xmlns:m="http://schemas.openxmlformats.org/officeDocument/2006/math" xmlns:v="urn:schemas-microsoft-com:vml" xmlns:wp14="http://schemas.microsoft.com/office/word/2010/wordprocessingDrawing" xmlns:wp="http://schemas.openxmlformats.org/drawingml/2006/wordprocessingDrawing" xmlns:w10="urn:schemas-microsoft-com:office:word" xmlns:w="http://schemas.openxmlformats.org/wordprocessingml/2006/main" xmlns:w14="http://schemas.microsoft.com/office/word/2010/wordml" xmlns:w15="http://schemas.microsoft.com/office/word/2012/wordml" xmlns:w16cex="http://schemas.microsoft.com/office/word/2018/wordml/cex" xmlns:w16cid="http://schemas.microsoft.com/office/word/2016/wordml/cid" xmlns:w16="http://schemas.microsoft.com/office/word/2018/wordml" xmlns:w16du="http://schemas.microsoft.com/office/word/2023/wordml/word16du" xmlns:w16sdtdh="http://schemas.microsoft.com/office/word/2020/wordml/sdtdatahash" xmlns:w16sdtfl="http://schemas.microsoft.com/office/word/2024/wordml/sdtformatlock" xmlns:w16se="http://schemas.microsoft.com/office/word/2015/wordml/symex" xmlns:wpg="http://schemas.microsoft.com/office/word/2010/wordprocessingGroup" xmlns:wpi="http://schemas.microsoft.com/office/word/2010/wordprocessingInk" xmlns:wne="http://schemas.microsoft.com/office/word/2006/wordml" xmlns:wps="http://schemas.microsoft.com/office/word/2010/wordprocessingShape" mc:Ignorable="w14 w15 w16se w16cid w16 w16cex w16sdtdh w16sdtfl w16du wp14">
-  <w:p>
-    <w:pPr>
-      <w:pStyle w:val="Pieddepage"/>
-      <w:jc w:val="center"/>
-    </w:pPr>
-    <w:r>
-      <w:rPr>
-        <w:color w:val="6E6E6E"/>
-        <w:sz w:val="15"/>
-      </w:rPr>
-      <w:t>El Ghali Sany - MBA Application CV - Najran University</w:t>
-    </w:r>
-  </w:p>
-</w:ftr>
 </file>
 
 <file path=word/footnotes.xml><?xml version="1.0" encoding="utf-8"?>
@@ -12394,6 +12399,29 @@
       <w:ind w:left="259" w:hanging="173"/>
     </w:pPr>
   </w:style>
+  <w:style w:type="character" w:styleId="Lienhypertexte">
+    <w:name w:val="Hyperlink"/>
+    <w:basedOn w:val="Policepardfaut"/>
+    <w:uiPriority w:val="99"/>
+    <w:unhideWhenUsed/>
+    <w:rsid w:val="000838B4"/>
+    <w:rPr>
+      <w:color w:val="0000FF" w:themeColor="hyperlink"/>
+      <w:u w:val="single"/>
+    </w:rPr>
+  </w:style>
+  <w:style w:type="character" w:styleId="Mentionnonrsolue">
+    <w:name w:val="Unresolved Mention"/>
+    <w:basedOn w:val="Policepardfaut"/>
+    <w:uiPriority w:val="99"/>
+    <w:semiHidden/>
+    <w:unhideWhenUsed/>
+    <w:rsid w:val="000838B4"/>
+    <w:rPr>
+      <w:color w:val="605E5C"/>
+      <w:shd w:val="clear" w:color="auto" w:fill="E1DFDD"/>
+    </w:rPr>
+  </w:style>
 </w:styles>
 </file>
 

--- a/CV_Najran_University_MBA_El_Ghali_Sany.docx
+++ b/CV_Najran_University_MBA_El_Ghali_Sany.docx
@@ -33,72 +33,48 @@
       <w:pPr>
         <w:spacing w:before="20" w:after="60"/>
         <w:jc w:val="center"/>
-        <w:rPr>
-          <w:sz w:val="17"/>
-        </w:rPr>
       </w:pPr>
       <w:r>
         <w:rPr>
           <w:sz w:val="17"/>
         </w:rPr>
-        <w:t xml:space="preserve"> </w:t>
+        <w:t>Lyon, France | sanyghali@gmail.com | +33 7 81 95 70 70 | LinkedIn: Elghali Sany</w:t>
       </w:r>
-      <w:hyperlink r:id="rId8" w:history="1">
-        <w:r>
-          <w:rPr>
-            <w:rStyle w:val="Lienhypertexte"/>
-            <w:color w:val="auto"/>
-            <w:sz w:val="17"/>
-          </w:rPr>
-          <w:t>sanyghali@gmail.com</w:t>
-        </w:r>
-      </w:hyperlink>
-      <w:r>
-        <w:rPr>
-          <w:sz w:val="17"/>
-        </w:rPr>
-        <w:t xml:space="preserve"> | +33 7 81 95 70 70 | LinkedIn: Elghali Sany</w:t>
-      </w:r>
-      <w:r>
-        <w:rPr>
-          <w:sz w:val="17"/>
-        </w:rPr>
-        <w:t xml:space="preserve"> | </w:t>
-      </w:r>
-      <w:proofErr w:type="gramStart"/>
-      <w:r>
-        <w:rPr>
-          <w:sz w:val="17"/>
-        </w:rPr>
-        <w:t>Portfolio :</w:t>
-      </w:r>
-      <w:proofErr w:type="gramEnd"/>
-      <w:r>
-        <w:rPr>
-          <w:sz w:val="17"/>
-        </w:rPr>
-        <w:t xml:space="preserve"> </w:t>
-      </w:r>
-      <w:hyperlink r:id="rId9" w:history="1">
-        <w:r>
-          <w:rPr>
-            <w:rStyle w:val="Lienhypertexte"/>
-            <w:color w:val="auto"/>
-            <w:sz w:val="17"/>
-          </w:rPr>
-          <w:t>https://el2545.github.io/portfolio-Najran-University</w:t>
-        </w:r>
-      </w:hyperlink>
     </w:p>
-    <w:p>
-      <w:pPr>
-        <w:spacing w:before="20" w:after="60"/>
+    <w:tbl>
+      <w:tblPr>
+        <w:tblW w:w="0" w:type="auto"/>
         <w:jc w:val="center"/>
-        <w:rPr>
-          <w:sz w:val="17"/>
-        </w:rPr>
-      </w:pPr>
-    </w:p>
+        <w:tblLook w:val="04A0" w:firstRow="1" w:lastRow="0" w:firstColumn="1" w:lastColumn="0" w:noHBand="0" w:noVBand="1"/>
+      </w:tblPr>
+      <w:tblGrid>
+        <w:gridCol w:w="10325"/>
+      </w:tblGrid>
+      <w:tr>
+        <w:trPr>
+          <w:jc w:val="center"/>
+        </w:trPr>
+        <w:tc>
+          <w:tcPr>
+            <w:tcW w:w="10325" w:type="dxa"/>
+            <w:shd w:val="clear" w:color="auto" w:fill="EAF2F8"/>
+            <w:vAlign w:val="center"/>
+          </w:tcPr>
+          <w:p>
+            <w:pPr>
+              <w:spacing w:before="40" w:after="40"/>
+            </w:pPr>
+            <w:r>
+              <w:rPr>
+                <w:b/>
+                <w:color w:val="1F4E79"/>
+              </w:rPr>
+              <w:t>Target Program: Master of Business Administration (MBA), College of Business Administration, Najran University - Academic Year 2026/2027</w:t>
+            </w:r>
+          </w:p>
+        </w:tc>
+      </w:tr>
+    </w:tbl>
     <w:p>
       <w:pPr>
         <w:pBdr>
@@ -758,6 +734,7 @@
       </w:r>
     </w:p>
     <w:sectPr>
+      <w:footerReference w:type="default" r:id="rId8"/>
       <w:pgSz w:w="11909" w:h="16834"/>
       <w:pgMar w:top="662" w:right="792" w:bottom="648" w:left="792" w:header="720" w:footer="720" w:gutter="0"/>
       <w:cols w:space="720"/>
@@ -784,6 +761,24 @@
     </w:p>
   </w:endnote>
 </w:endnotes>
+</file>
+
+<file path=word/footer1.xml><?xml version="1.0" encoding="utf-8"?>
+<w:ftr xmlns:wpc="http://schemas.microsoft.com/office/word/2010/wordprocessingCanvas" xmlns:cx="http://schemas.microsoft.com/office/drawing/2014/chartex" xmlns:cx1="http://schemas.microsoft.com/office/drawing/2015/9/8/chartex" xmlns:cx2="http://schemas.microsoft.com/office/drawing/2015/10/21/chartex" xmlns:cx3="http://schemas.microsoft.com/office/drawing/2016/5/9/chartex" xmlns:cx4="http://schemas.microsoft.com/office/drawing/2016/5/10/chartex" xmlns:cx5="http://schemas.microsoft.com/office/drawing/2016/5/11/chartex" xmlns:cx6="http://schemas.microsoft.com/office/drawing/2016/5/12/chartex" xmlns:cx7="http://schemas.microsoft.com/office/drawing/2016/5/13/chartex" xmlns:cx8="http://schemas.microsoft.com/office/drawing/2016/5/14/chartex" xmlns:mc="http://schemas.openxmlformats.org/markup-compatibility/2006" xmlns:aink="http://schemas.microsoft.com/office/drawing/2016/ink" xmlns:am3d="http://schemas.microsoft.com/office/drawing/2017/model3d" xmlns:o="urn:schemas-microsoft-com:office:office" xmlns:oel="http://schemas.microsoft.com/office/2019/extlst" xmlns:r="http://schemas.openxmlformats.org/officeDocument/2006/relationships" xmlns:m="http://schemas.openxmlformats.org/officeDocument/2006/math" xmlns:v="urn:schemas-microsoft-com:vml" xmlns:wp14="http://schemas.microsoft.com/office/word/2010/wordprocessingDrawing" xmlns:wp="http://schemas.openxmlformats.org/drawingml/2006/wordprocessingDrawing" xmlns:w10="urn:schemas-microsoft-com:office:word" xmlns:w="http://schemas.openxmlformats.org/wordprocessingml/2006/main" xmlns:w14="http://schemas.microsoft.com/office/word/2010/wordml" xmlns:w15="http://schemas.microsoft.com/office/word/2012/wordml" xmlns:w16cex="http://schemas.microsoft.com/office/word/2018/wordml/cex" xmlns:w16cid="http://schemas.microsoft.com/office/word/2016/wordml/cid" xmlns:w16="http://schemas.microsoft.com/office/word/2018/wordml" xmlns:w16du="http://schemas.microsoft.com/office/word/2023/wordml/word16du" xmlns:w16sdtdh="http://schemas.microsoft.com/office/word/2020/wordml/sdtdatahash" xmlns:w16sdtfl="http://schemas.microsoft.com/office/word/2024/wordml/sdtformatlock" xmlns:w16se="http://schemas.microsoft.com/office/word/2015/wordml/symex" xmlns:wpg="http://schemas.microsoft.com/office/word/2010/wordprocessingGroup" xmlns:wpi="http://schemas.microsoft.com/office/word/2010/wordprocessingInk" xmlns:wne="http://schemas.microsoft.com/office/word/2006/wordml" xmlns:wps="http://schemas.microsoft.com/office/word/2010/wordprocessingShape" mc:Ignorable="w14 w15 w16se w16cid w16 w16cex w16sdtdh w16sdtfl w16du wp14">
+  <w:p>
+    <w:pPr>
+      <w:pStyle w:val="Pieddepage"/>
+      <w:jc w:val="center"/>
+    </w:pPr>
+    <w:r>
+      <w:rPr>
+        <w:color w:val="6E6E6E"/>
+        <w:sz w:val="15"/>
+      </w:rPr>
+      <w:t>El Ghali Sany - MBA Application CV - Najran University</w:t>
+    </w:r>
+  </w:p>
+</w:ftr>
 </file>
 
 <file path=word/footnotes.xml><?xml version="1.0" encoding="utf-8"?>
@@ -12399,29 +12394,6 @@
       <w:ind w:left="259" w:hanging="173"/>
     </w:pPr>
   </w:style>
-  <w:style w:type="character" w:styleId="Lienhypertexte">
-    <w:name w:val="Hyperlink"/>
-    <w:basedOn w:val="Policepardfaut"/>
-    <w:uiPriority w:val="99"/>
-    <w:unhideWhenUsed/>
-    <w:rsid w:val="000838B4"/>
-    <w:rPr>
-      <w:color w:val="0000FF" w:themeColor="hyperlink"/>
-      <w:u w:val="single"/>
-    </w:rPr>
-  </w:style>
-  <w:style w:type="character" w:styleId="Mentionnonrsolue">
-    <w:name w:val="Unresolved Mention"/>
-    <w:basedOn w:val="Policepardfaut"/>
-    <w:uiPriority w:val="99"/>
-    <w:semiHidden/>
-    <w:unhideWhenUsed/>
-    <w:rsid w:val="000838B4"/>
-    <w:rPr>
-      <w:color w:val="605E5C"/>
-      <w:shd w:val="clear" w:color="auto" w:fill="E1DFDD"/>
-    </w:rPr>
-  </w:style>
 </w:styles>
 </file>
 
